--- a/docs/Compendio_Tecnico_Actividad_1_3_consistente.docx
+++ b/docs/Compendio_Tecnico_Actividad_1_3_consistente.docx
@@ -306,7 +306,7 @@
         <w:jc w:val="both"/>
       </w:pPr>
       <w:r>
-        <w:t>Sensores ultras?nicos HC-SR04 (S1 y S2): Dos sensores de proximidad conectados al ESP32-CAM (GPIO 13 y GPIO 14) e instalados en el mismo lado f?sico del port?n. El sensor S1 dispara la secuencia de captura cuando detecta el veh?culo en zona de lectura, y el sensor S2 confirma proximidad para reducir falsos disparos y mejorar robustez en operaci?n de barrera.</w:t>
+        <w:t>Sensores ultrasónicos HC-SR04 (S1 y S2): Dos sensores de proximidad conectados al ESP32-CAM (GPIO 13 y GPIO 14) e instalados en el mismo lado físico del portón. El sensor S1 dispara la secuencia de captura cuando detecta el vehículo en zona de lectura, y el sensor S2 confirma proximidad para reducir falsos disparos y mejorar robustez en operación de barrera.</w:t>
       </w:r>
     </w:p>
     <w:p>
@@ -6224,7 +6224,7 @@
           </w:tcPr>
           <w:p>
             <w:r>
-              <w:t>Sensor ultras?nico HC-SR04</w:t>
+              <w:t>Sensor ultrasúnico HC-SR04</w:t>
             </w:r>
           </w:p>
         </w:tc>
@@ -6321,7 +6321,7 @@
           </w:tcPr>
           <w:p>
             <w:r>
-              <w:t>Sensor ultras?nico HC-SR04</w:t>
+              <w:t>Sensor ultrasúnico HC-SR04</w:t>
             </w:r>
           </w:p>
         </w:tc>
@@ -6416,7 +6416,7 @@
           </w:tcPr>
           <w:p>
             <w:r>
-              <w:t>Sensor ultras?nico HC-SR04</w:t>
+              <w:t>Sensor ultrasúnico HC-SR04</w:t>
             </w:r>
           </w:p>
         </w:tc>
@@ -7332,7 +7332,7 @@
         <w:jc w:val="both"/>
       </w:pPr>
       <w:r>
-        <w:t>El sistema determina el tipo de evento (ingreso o salida) mediante un algoritmo de estado basado en el registro activo del vehículo en la base de datos. Este enfoque, conocido como “stateful event detection”, elimina la necesidad de hardware adicional (como sensores en extremos opuestos del port?n para detectar secuencia de activación) para determinar la dirección del vehículo. La coherencia de los datos se garantiza mediante validaciones cruzadas y un motor de alertas que detecta inconsistencias como permanencias excesivas o registros huérfanos.</w:t>
+        <w:t>El sistema determina el tipo de evento (ingreso o salida) mediante un algoritmo de estado basado en el registro activo del vehículo en la base de datos. Este enfoque, conocido como “stateful event detection”, elimina la necesidad de hardware adicional (como sensores en extremos opuestos del portón para detectar secuencia de activación) para determinar la dirección del vehículo. La coherencia de los datos se garantiza mediante validaciones cruzadas y un motor de alertas que detecta inconsistencias como permanencias excesivas o registros huérfanos.</w:t>
       </w:r>
     </w:p>
     <w:p>
@@ -8767,7 +8767,7 @@
     </w:p>
     <w:p>
       <w:r>
-        <w:t>Criterio de consistencia aplicado: arquitectura de port?n ?nico con dos sensores ultras?nicos HC-SR04 en el mismo lado f?sico, c?mara fija y l?gica de direcci?n por software para operaci?n bidireccional o por rol fijo (solo entrada / solo salida).</w:t>
+        <w:t>Criterio de consistencia aplicado: arquitectura de portón único con dos sensores ultrasónicos HC-SR04 en el mismo lado físico, cámara fija y lógica de dirección por software para operación bidireccional o por rol fijo (solo entrada / solo salida).</w:t>
       </w:r>
     </w:p>
     <w:sectPr>
